--- a/docs/ЗАПИСКА.docx
+++ b/docs/ЗАПИСКА.docx
@@ -1328,15 +1328,7 @@
         <w:rPr>
           <w:b w:val="0"/>
         </w:rPr>
-        <w:t>Замер на локальной RTX 4060 (8 ГБ), после прогрева, 498 изображений подряд, без</w:t>
-      </w:r>
-    </w:p>
-    <w:p>
-      <w:r>
-        <w:rPr>
-          <w:b w:val="0"/>
-        </w:rPr>
-        <w:t>параллельных задач:</w:t>
+        <w:t>Замер на локальной RTX 4060 (8 ГБ), после прогрева, без параллельных задач:</w:t>
       </w:r>
     </w:p>
     <w:tbl>
@@ -1387,7 +1379,7 @@
               <w:rPr>
                 <w:b w:val="0"/>
               </w:rPr>
-              <w:t>Полный пайплайн (детектор + OCR-подбор кропов)</w:t>
+              <w:t>Чистый инференс (изображения уже в памяти), 60 кадров</w:t>
             </w:r>
           </w:p>
         </w:tc>
@@ -1398,15 +1390,9 @@
           <w:p>
             <w:r>
               <w:rPr>
-                <w:b w:val="0"/>
-              </w:rPr>
-              <w:t xml:space="preserve">38.6 с на 498 кадров = </w:t>
-            </w:r>
-            <w:r>
-              <w:rPr>
                 <w:b/>
               </w:rPr>
-              <w:t>77.5 мс/кадр</w:t>
+              <w:t>20.8 мс/кадр</w:t>
             </w:r>
           </w:p>
         </w:tc>
@@ -1421,7 +1407,7 @@
               <w:rPr>
                 <w:b w:val="0"/>
               </w:rPr>
-              <w:t>Детектор отдельно (YOLOv8n, 640 px)</w:t>
+              <w:t>Детектор YOLOv8n, 640 px</w:t>
             </w:r>
           </w:p>
         </w:tc>
@@ -1434,7 +1420,7 @@
               <w:rPr>
                 <w:b w:val="0"/>
               </w:rPr>
-              <w:t>~15 мс/кадр</w:t>
+              <w:t>~6.8 мс/кадр</w:t>
             </w:r>
           </w:p>
         </w:tc>
@@ -1449,7 +1435,7 @@
               <w:rPr>
                 <w:b w:val="0"/>
               </w:rPr>
-              <w:t>OCR (CRNN, 64 px, до 10 прогонов на кадр)</w:t>
+              <w:t>OCR: до 10 прогонов CRNN на кадр</w:t>
             </w:r>
           </w:p>
         </w:tc>
@@ -1462,12 +1448,64 @@
               <w:rPr>
                 <w:b w:val="0"/>
               </w:rPr>
-              <w:t>остальное время</w:t>
+              <w:t>~14 мс/кадр</w:t>
+            </w:r>
+          </w:p>
+        </w:tc>
+      </w:tr>
+      <w:tr>
+        <w:tc>
+          <w:tcPr>
+            <w:tcW w:type="dxa" w:w="5128"/>
+          </w:tcPr>
+          <w:p>
+            <w:r>
+              <w:rPr>
+                <w:b w:val="0"/>
+              </w:rPr>
+              <w:t>Полный прогон по каталогу из 498 файлов (включая чтение с OneDrive)</w:t>
+            </w:r>
+          </w:p>
+        </w:tc>
+        <w:tc>
+          <w:tcPr>
+            <w:tcW w:type="dxa" w:w="5128"/>
+          </w:tcPr>
+          <w:p>
+            <w:r>
+              <w:rPr>
+                <w:b w:val="0"/>
+              </w:rPr>
+              <w:t>77.5 мс/кадр</w:t>
             </w:r>
           </w:p>
         </w:tc>
       </w:tr>
     </w:tbl>
+    <w:p>
+      <w:r>
+        <w:rPr>
+          <w:b w:val="0"/>
+        </w:rPr>
+        <w:t>Разница между 20.8 и 77.5 мс — это чтение и декодирование JPEG с сетевого диска</w:t>
+      </w:r>
+    </w:p>
+    <w:p>
+      <w:r>
+        <w:rPr>
+          <w:b w:val="0"/>
+        </w:rPr>
+        <w:t>OneDrive, а не вычисления. На локальном SSD полный прогон будет ближе к вычислительному</w:t>
+      </w:r>
+    </w:p>
+    <w:p>
+      <w:r>
+        <w:rPr>
+          <w:b w:val="0"/>
+        </w:rPr>
+        <w:t>времени.</w:t>
+      </w:r>
+    </w:p>
     <w:p>
       <w:r>
         <w:rPr>
@@ -1481,7 +1519,7 @@
         <w:rPr>
           <w:b w:val="0"/>
         </w:rPr>
-        <w:t>GTX 1050 Ti примерно в 2–2.5 раза медленнее RTX 4060 по FP32, поэтому **на референсной</w:t>
+        <w:t>GTX 1050 Ti примерно в 2–2.5 раза медленнее RTX 4060 по FP32, поэтому ожидаемая оценка</w:t>
       </w:r>
     </w:p>
     <w:p>
@@ -1489,7 +1527,19 @@
         <w:rPr>
           <w:b w:val="0"/>
         </w:rPr>
-        <w:t>машине лимит, скорее всего, не выполняется**; замер там не проводился и в записке не</w:t>
+        <w:t xml:space="preserve">для неё — </w:t>
+      </w:r>
+      <w:r>
+        <w:rPr>
+          <w:b/>
+        </w:rPr>
+        <w:t>порядка 40–55 мс на кадр</w:t>
+      </w:r>
+      <w:r>
+        <w:rPr>
+          <w:b w:val="0"/>
+        </w:rPr>
+        <w:t xml:space="preserve"> при чтении с локального диска; это укладывается в</w:t>
       </w:r>
     </w:p>
     <w:p>
@@ -1497,7 +1547,19 @@
         <w:rPr>
           <w:b w:val="0"/>
         </w:rPr>
-        <w:t>заявляется. Для ускорения предусмотрены: уменьшение числа кропов-кандидатов OCR,</w:t>
+        <w:t xml:space="preserve">лимит, но </w:t>
+      </w:r>
+      <w:r>
+        <w:rPr>
+          <w:b/>
+        </w:rPr>
+        <w:t>на референсной машине замер не проводился</w:t>
+      </w:r>
+      <w:r>
+        <w:rPr>
+          <w:b w:val="0"/>
+        </w:rPr>
+        <w:t xml:space="preserve"> и в записке не заявляется.</w:t>
       </w:r>
     </w:p>
     <w:p>
@@ -1505,7 +1567,15 @@
         <w:rPr>
           <w:b w:val="0"/>
         </w:rPr>
-        <w:t>экспорт в ONNX/TensorRT и уменьшение `imgsz` детектора.</w:t>
+        <w:t>Для ускорения предусмотрены: уменьшение числа кропов-кандидатов OCR, экспорт в</w:t>
+      </w:r>
+    </w:p>
+    <w:p>
+      <w:r>
+        <w:rPr>
+          <w:b w:val="0"/>
+        </w:rPr>
+        <w:t>ONNX/TensorRT и уменьшение `imgsz` детектора.</w:t>
       </w:r>
     </w:p>
     <w:p>

--- a/docs/ЗАПИСКА.docx
+++ b/docs/ЗАПИСКА.docx
@@ -728,6 +728,30 @@
         <w:rPr>
           <w:b w:val="0"/>
         </w:rPr>
+        <w:t xml:space="preserve">   - если на кадре не найдено ни одного целевого знака, детектор повторяет проход при</w:t>
+      </w:r>
+    </w:p>
+    <w:p>
+      <w:r>
+        <w:rPr>
+          <w:b w:val="0"/>
+        </w:rPr>
+        <w:t xml:space="preserve">     960 px вместо 640 px: это возвращает мелкие и дальние знаки и поднимает recall</w:t>
+      </w:r>
+    </w:p>
+    <w:p>
+      <w:r>
+        <w:rPr>
+          <w:b w:val="0"/>
+        </w:rPr>
+        <w:t xml:space="preserve">     с 93.5 % до 95.7 %;</w:t>
+      </w:r>
+    </w:p>
+    <w:p>
+      <w:r>
+        <w:rPr>
+          <w:b w:val="0"/>
+        </w:rPr>
         <w:t xml:space="preserve">   - тип берётся из детектора (на ручной разметке он верен в 99.4 % найденных знаков);</w:t>
       </w:r>
     </w:p>
@@ -752,7 +776,7 @@
         <w:rPr>
           <w:b w:val="0"/>
         </w:rPr>
-        <w:t xml:space="preserve">   - OCR прогоняется на нескольких кропах (разные отступы и нормализация аспекта) и, для</w:t>
+        <w:t xml:space="preserve">   - OCR прогоняется на нескольких кропах (разные отступы и нормализация аспекта), а</w:t>
       </w:r>
     </w:p>
     <w:p>
@@ -760,7 +784,7 @@
         <w:rPr>
           <w:b w:val="0"/>
         </w:rPr>
-        <w:t xml:space="preserve">     белых знаков, по обеим раскладкам (одно-/двухстрочной); выбирается самый читаемый</w:t>
+        <w:t xml:space="preserve">     результат выбирается голосованием по кропам: правильное чтение обычно повторяется,</w:t>
       </w:r>
     </w:p>
     <w:p>
@@ -768,7 +792,7 @@
         <w:rPr>
           <w:b w:val="0"/>
         </w:rPr>
-        <w:t xml:space="preserve">     результат;</w:t>
+        <w:t xml:space="preserve">     случайная ошибка в одном символе — нет;</w:t>
       </w:r>
     </w:p>
     <w:p>
@@ -1012,13 +1036,13 @@
               <w:rPr>
                 <w:b w:val="0"/>
               </w:rPr>
-              <w:t xml:space="preserve">172/184 = </w:t>
+              <w:t xml:space="preserve">176/184 = </w:t>
             </w:r>
             <w:r>
               <w:rPr>
                 <w:b/>
               </w:rPr>
-              <w:t>93.5 %</w:t>
+              <w:t>95.7 %</w:t>
             </w:r>
           </w:p>
         </w:tc>
@@ -1046,7 +1070,7 @@
               <w:rPr>
                 <w:b w:val="0"/>
               </w:rPr>
-              <w:t xml:space="preserve">171/172 = </w:t>
+              <w:t xml:space="preserve">175/176 = </w:t>
             </w:r>
             <w:r>
               <w:rPr>
@@ -1194,13 +1218,13 @@
               <w:rPr>
                 <w:b w:val="0"/>
               </w:rPr>
-              <w:t xml:space="preserve">51/164 = </w:t>
+              <w:t xml:space="preserve">54/164 = </w:t>
             </w:r>
             <w:r>
               <w:rPr>
                 <w:b/>
               </w:rPr>
-              <w:t>31.1 %</w:t>
+              <w:t>32.9 %</w:t>
             </w:r>
           </w:p>
         </w:tc>
@@ -1239,7 +1263,7 @@
         <w:rPr>
           <w:b w:val="0"/>
         </w:rPr>
-        <w:t>Дообучение на реальных кропах и сценах подняло детекцию до 93.5 %, а сквозное</w:t>
+        <w:t>Дообучение на реальных кропах и сценах подняло детекцию до 95.7 %, а сквозное</w:t>
       </w:r>
     </w:p>
     <w:p>
@@ -1247,7 +1271,7 @@
         <w:rPr>
           <w:b w:val="0"/>
         </w:rPr>
-        <w:t>распознавание — с 0 до 31.1 %.</w:t>
+        <w:t>распознавание — с 0 до 32.9 %.</w:t>
       </w:r>
     </w:p>
     <w:p>
@@ -1293,7 +1317,7 @@
         <w:rPr>
           <w:b w:val="0"/>
         </w:rPr>
-        <w:t xml:space="preserve">  отличается. В пайплайне это компенсируется подбором отступов и нормализацией аспекта</w:t>
+        <w:t xml:space="preserve">  отличается. В пайплайне это компенсируется подбором отступов, нормализацией аспекта</w:t>
       </w:r>
     </w:p>
     <w:p>
@@ -1301,7 +1325,7 @@
         <w:rPr>
           <w:b w:val="0"/>
         </w:rPr>
-        <w:t xml:space="preserve">  кропа (прирост сквозной метрики с 17.1 % до 31.1 %).</w:t>
+        <w:t xml:space="preserve">  и голосованием по кропам (прирост сквозной метрики с 17.1 % до 32.9 %).</w:t>
       </w:r>
     </w:p>
     <w:p>
@@ -1379,7 +1403,7 @@
               <w:rPr>
                 <w:b w:val="0"/>
               </w:rPr>
-              <w:t>Чистый инференс (изображения уже в памяти), 60 кадров</w:t>
+              <w:t>Полный прогон по каталогу из 498 файлов (с чтением с диска)</w:t>
             </w:r>
           </w:p>
         </w:tc>
@@ -1392,7 +1416,35 @@
               <w:rPr>
                 <w:b/>
               </w:rPr>
-              <w:t>20.8 мс/кадр</w:t>
+              <w:t>31.3 мс/кадр</w:t>
+            </w:r>
+          </w:p>
+        </w:tc>
+      </w:tr>
+      <w:tr>
+        <w:tc>
+          <w:tcPr>
+            <w:tcW w:type="dxa" w:w="5128"/>
+          </w:tcPr>
+          <w:p>
+            <w:r>
+              <w:rPr>
+                <w:b w:val="0"/>
+              </w:rPr>
+              <w:t>Чистые вычисления без I/O</w:t>
+            </w:r>
+          </w:p>
+        </w:tc>
+        <w:tc>
+          <w:tcPr>
+            <w:tcW w:type="dxa" w:w="5128"/>
+          </w:tcPr>
+          <w:p>
+            <w:r>
+              <w:rPr>
+                <w:b w:val="0"/>
+              </w:rPr>
+              <w:t>20–43 мс/кадр</w:t>
             </w:r>
           </w:p>
         </w:tc>
@@ -1435,6 +1487,34 @@
               <w:rPr>
                 <w:b w:val="0"/>
               </w:rPr>
+              <w:t>Повторный проход 960 px для кадров без целевой детекции</w:t>
+            </w:r>
+          </w:p>
+        </w:tc>
+        <w:tc>
+          <w:tcPr>
+            <w:tcW w:type="dxa" w:w="5128"/>
+          </w:tcPr>
+          <w:p>
+            <w:r>
+              <w:rPr>
+                <w:b w:val="0"/>
+              </w:rPr>
+              <w:t>+~15 мс на такой кадр</w:t>
+            </w:r>
+          </w:p>
+        </w:tc>
+      </w:tr>
+      <w:tr>
+        <w:tc>
+          <w:tcPr>
+            <w:tcW w:type="dxa" w:w="5128"/>
+          </w:tcPr>
+          <w:p>
+            <w:r>
+              <w:rPr>
+                <w:b w:val="0"/>
+              </w:rPr>
               <w:t>OCR: до 10 прогонов CRNN на кадр</w:t>
             </w:r>
           </w:p>
@@ -1453,41 +1533,13 @@
           </w:p>
         </w:tc>
       </w:tr>
-      <w:tr>
-        <w:tc>
-          <w:tcPr>
-            <w:tcW w:type="dxa" w:w="5128"/>
-          </w:tcPr>
-          <w:p>
-            <w:r>
-              <w:rPr>
-                <w:b w:val="0"/>
-              </w:rPr>
-              <w:t>Полный прогон по каталогу из 498 файлов (включая чтение с OneDrive)</w:t>
-            </w:r>
-          </w:p>
-        </w:tc>
-        <w:tc>
-          <w:tcPr>
-            <w:tcW w:type="dxa" w:w="5128"/>
-          </w:tcPr>
-          <w:p>
-            <w:r>
-              <w:rPr>
-                <w:b w:val="0"/>
-              </w:rPr>
-              <w:t>77.5 мс/кадр</w:t>
-            </w:r>
-          </w:p>
-        </w:tc>
-      </w:tr>
     </w:tbl>
     <w:p>
       <w:r>
         <w:rPr>
           <w:b w:val="0"/>
         </w:rPr>
-        <w:t>Разница между 20.8 и 77.5 мс — это чтение и декодирование JPEG с сетевого диска</w:t>
+        <w:t>Разброс «чистых» вычислений (20–43 мс) объясняется повторным проходом 960 px: он</w:t>
       </w:r>
     </w:p>
     <w:p>
@@ -1495,7 +1547,7 @@
         <w:rPr>
           <w:b w:val="0"/>
         </w:rPr>
-        <w:t>OneDrive, а не вычисления. На локальном SSD полный прогон будет ближе к вычислительному</w:t>
+        <w:t>запускается только для кадров без целевой детекции, а в подборке Wikimedia таких кадров</w:t>
       </w:r>
     </w:p>
     <w:p>
@@ -1503,7 +1555,15 @@
         <w:rPr>
           <w:b w:val="0"/>
         </w:rPr>
-        <w:t>времени.</w:t>
+        <w:t>много (нет знака или знак не в фокусе). Для типичного кадра с номером средняя стоимость</w:t>
+      </w:r>
+    </w:p>
+    <w:p>
+      <w:r>
+        <w:rPr>
+          <w:b w:val="0"/>
+        </w:rPr>
+        <w:t>ближе к 25 мс.</w:t>
       </w:r>
     </w:p>
     <w:p>
@@ -1533,7 +1593,7 @@
         <w:rPr>
           <w:b/>
         </w:rPr>
-        <w:t>порядка 40–55 мс на кадр</w:t>
+        <w:t>порядка 50–80 мс на кадр</w:t>
       </w:r>
       <w:r>
         <w:rPr>
@@ -1567,7 +1627,7 @@
         <w:rPr>
           <w:b w:val="0"/>
         </w:rPr>
-        <w:t>Для ускорения предусмотрены: уменьшение числа кропов-кандидатов OCR, экспорт в</w:t>
+        <w:t>Для ускорения предусмотрены: отказ от повторного прохода, уменьшение числа</w:t>
       </w:r>
     </w:p>
     <w:p>
@@ -1575,7 +1635,7 @@
         <w:rPr>
           <w:b w:val="0"/>
         </w:rPr>
-        <w:t>ONNX/TensorRT и уменьшение `imgsz` детектора.</w:t>
+        <w:t>кропов-кандидатов OCR, экспорт в ONNX/TensorRT и уменьшение `imgsz` детектора.</w:t>
       </w:r>
     </w:p>
     <w:p>
@@ -1613,7 +1673,7 @@
         <w:rPr>
           <w:b w:val="0"/>
         </w:rPr>
-        <w:t>Сквозная точность 31.1 % — это MVP. Основные ошибки: похожие символы (`O/0`, `B/8`,</w:t>
+        <w:t>Сквозная точность 32.9 % — это MVP. Основные ошибки: похожие символы (`O/0`, `B/8`,</w:t>
       </w:r>
     </w:p>
     <w:p>

--- a/docs/ЗАПИСКА.docx
+++ b/docs/ЗАПИСКА.docx
@@ -776,7 +776,7 @@
         <w:rPr>
           <w:b w:val="0"/>
         </w:rPr>
-        <w:t xml:space="preserve">   - OCR прогоняется на нескольких кропах (разные отступы и нормализация аспекта), а</w:t>
+        <w:t xml:space="preserve">   - OCR прогоняется на нескольких кропах (плотный кроп детектора, кропы с отступами и</w:t>
       </w:r>
     </w:p>
     <w:p>
@@ -784,7 +784,7 @@
         <w:rPr>
           <w:b w:val="0"/>
         </w:rPr>
-        <w:t xml:space="preserve">     результат выбирается голосованием по кропам: правильное чтение обычно повторяется,</w:t>
+        <w:t xml:space="preserve">     нормализацией аспекта), а результат выбирается голосованием: правильное чтение обычно</w:t>
       </w:r>
     </w:p>
     <w:p>
@@ -792,7 +792,15 @@
         <w:rPr>
           <w:b w:val="0"/>
         </w:rPr>
-        <w:t xml:space="preserve">     случайная ошибка в одном символе — нет;</w:t>
+        <w:t xml:space="preserve">     повторяется, случайная ошибка в одном символе — нет. Плотный кроп весит вдвое больше:</w:t>
+      </w:r>
+    </w:p>
+    <w:p>
+      <w:r>
+        <w:rPr>
+          <w:b w:val="0"/>
+        </w:rPr>
+        <w:t xml:space="preserve">     на нём больше детализации, и крепёж/болт на краю знака не превращает `O` в `C`;</w:t>
       </w:r>
     </w:p>
     <w:p>
